--- a/dsj2/products/demo/docs/evidence/commercial-acceptance/printing/biot-worker-card-readable.docx
+++ b/dsj2/products/demo/docs/evidence/commercial-acceptance/printing/biot-worker-card-readable.docx
@@ -121,6 +121,21 @@
                             </wps:spPr>
                             <wps:txbx>
                               <w:txbxContent>
+                                <w:p>
+                                  <w:pPr>
+                                    <w:spacing w:before="0" w:after="0" w:line="180" w:lineRule="exact"/>
+                                    <w:ind w:left="480" w:right="0" w:firstLine="0"/>
+                                    <w:jc w:val="left"/>
+                                  </w:pPr>
+                                  <w:r>
+                                    <w:rPr>
+                                      <w:rFonts w:ascii="Liberation Serif" w:hAnsi="Liberation Serif" w:cs="Liberation Serif"/>
+                                      <w:sz w:val="16"/>
+                                      <w:szCs w:val="16"/>
+                                    </w:rPr>
+                                    <w:t>Учебный центр «Образец»</w:t>
+                                  </w:r>
+                                </w:p>
                                 <w:p>
                                   <w:pPr>
                                     <w:spacing w:before="0" w:after="0" w:line="180" w:lineRule="exact"/>
@@ -298,6 +313,21 @@
                     <v:shape id="Text Box 32" o:spid="_x0000_s1026" type="#_x0000_t202" style="position:absolute;margin-left:43.6pt;margin-top:6.15pt;width:238pt;height:163.25pt;z-index:-251656192;visibility:visible;mso-wrap-style:square;mso-width-percent:0;mso-height-percent:0;mso-wrap-distance-left:9pt;mso-wrap-distance-top:0;mso-wrap-distance-right:9pt;mso-wrap-distance-bottom:0;mso-position-horizontal:absolute;mso-position-horizontal-relative:text;mso-position-vertical:absolute;mso-position-vertical-relative:text;mso-width-percent:0;mso-height-percent:0;mso-width-relative:page;mso-height-relative:page;v-text-anchor:top" filled="f" stroked="f">
                       <v:textbox inset="0,0,0,0">
                         <w:txbxContent>
+                          <w:p>
+                            <w:pPr>
+                              <w:spacing w:before="0" w:after="0" w:line="180" w:lineRule="exact"/>
+                              <w:ind w:left="480" w:right="0" w:firstLine="0"/>
+                              <w:jc w:val="left"/>
+                            </w:pPr>
+                            <w:r>
+                              <w:rPr>
+                                <w:rFonts w:ascii="Liberation Serif" w:hAnsi="Liberation Serif" w:cs="Liberation Serif"/>
+                                <w:sz w:val="16"/>
+                                <w:szCs w:val="16"/>
+                              </w:rPr>
+                              <w:t>Учебный центр «Образец»</w:t>
+                            </w:r>
+                          </w:p>
                           <w:p>
                             <w:pPr>
                               <w:spacing w:before="0" w:after="0" w:line="180" w:lineRule="exact"/>
@@ -1635,6 +1665,21 @@
                                       <w:sz w:val="16"/>
                                       <w:szCs w:val="16"/>
                                     </w:rPr>
+                                    <w:t>Учебный центр «Образец»</w:t>
+                                  </w:r>
+                                </w:p>
+                                <w:p>
+                                  <w:pPr>
+                                    <w:spacing w:before="0" w:after="0" w:line="180" w:lineRule="exact"/>
+                                    <w:ind w:left="480" w:right="0" w:firstLine="0"/>
+                                    <w:jc w:val="left"/>
+                                  </w:pPr>
+                                  <w:r>
+                                    <w:rPr>
+                                      <w:rFonts w:ascii="Liberation Serif" w:hAnsi="Liberation Serif" w:cs="Liberation Serif"/>
+                                      <w:sz w:val="16"/>
+                                      <w:szCs w:val="16"/>
+                                    </w:rPr>
                                     <w:t>№ ТЕСТ-00001 КУƏЛІГІ</w:t>
                                   </w:r>
                                 </w:p>
@@ -1796,6 +1841,21 @@
                     <v:shape w14:anchorId="76C06F6E" id="Text Box 37" o:spid="_x0000_s1028" type="#_x0000_t202" style="position:absolute;margin-left:43.6pt;margin-top:6.05pt;width:249pt;height:158.25pt;z-index:-251650048;visibility:visible;mso-wrap-style:square;mso-width-percent:0;mso-height-percent:0;mso-wrap-distance-left:9pt;mso-wrap-distance-top:0;mso-wrap-distance-right:9pt;mso-wrap-distance-bottom:0;mso-position-horizontal:absolute;mso-position-horizontal-relative:text;mso-position-vertical:absolute;mso-position-vertical-relative:text;mso-width-percent:0;mso-height-percent:0;mso-width-relative:page;mso-height-relative:page;v-text-anchor:top" filled="f" stroked="f">
                       <v:textbox inset="0,0,0,0">
                         <w:txbxContent>
+                          <w:p>
+                            <w:pPr>
+                              <w:spacing w:before="0" w:after="0" w:line="180" w:lineRule="exact"/>
+                              <w:ind w:left="480" w:right="0" w:firstLine="0"/>
+                              <w:jc w:val="left"/>
+                            </w:pPr>
+                            <w:r>
+                              <w:rPr>
+                                <w:rFonts w:ascii="Liberation Serif" w:hAnsi="Liberation Serif" w:cs="Liberation Serif"/>
+                                <w:sz w:val="16"/>
+                                <w:szCs w:val="16"/>
+                              </w:rPr>
+                              <w:t>Учебный центр «Образец»</w:t>
+                            </w:r>
+                          </w:p>
                           <w:p>
                             <w:pPr>
                               <w:spacing w:before="0" w:after="0" w:line="180" w:lineRule="exact"/>
